--- a/ky/wisdom-stories/skins-of-the-lambs.docx
+++ b/ky/wisdom-stories/skins-of-the-lambs.docx
@@ -111,7 +111,7 @@
           <w:sz w:val="22"/>
           <w:lang w:val="ky-KG"/>
         </w:rPr>
-        <w:t>Эсед-паша каршы болот: «Бул адамдар ансыз да араң жан багышат. Салыкты кантип төлөшөт?» Кеңешчилери болсо: «Үйлөрүндөгү алтын-күмүшүн, асыл таштарын сатышат, паша», — деп аны көндүрүүгө аракет кылышат.</w:t>
+        <w:t>Эсед-паша каршы болот: «Бул адамдар ансыз да араң жан багышат. Салыкты кантип төлөшөт?» Кеңешчилери болсо: «Үйлөрүндөгү алтынын, асыл таштарын сатышат, паша», — деп аны көндүрүүгө аракет кылышат.</w:t>
       </w:r>
     </w:p>
     <w:p>
@@ -351,7 +351,7 @@
           <w:sz w:val="22"/>
           <w:lang w:val="ky-KG"/>
         </w:rPr>
-        <w:t xml:space="preserve">Сабак: </w:t>
+        <w:t>Сабак: Жардыны тоногондон көрө, бардардын адилетсиз пайдасын алуу адилеттүү. Жүктү жардыга эмес, күчтүүгө салуу керек.</w:t>
       </w:r>
       <w:r>
         <w:rPr>
@@ -360,7 +360,6 @@
           <w:sz w:val="22"/>
           <w:lang w:val="ky-KG"/>
         </w:rPr>
-        <w:t>Ансыз да араң жан баккан элдин жүгүн оорлотпо. Жоопкерчилик менен түйшүктү мүмкүнчүлүгүнө жараша бөлүштүр.</w:t>
       </w:r>
     </w:p>
     <w:p>
@@ -380,7 +379,7 @@
           <w:sz w:val="18"/>
           <w:lang w:val="ky-KG"/>
         </w:rPr>
-        <w:t>Окуя ачык интернет булактарынан алынды.</w:t>
+        <w:t>Аңгемелер ачык интернет булактарынан алынган, иллюстрациялар болсо ЖИ менен түзүлгөн.</w:t>
       </w:r>
     </w:p>
     <w:sectPr>
